--- a/data/sample-docs/normal/DOC-0001.docx
+++ b/data/sample-docs/normal/DOC-0001.docx
@@ -8,12 +8,12 @@
         <w:jc w:val="center"/>
       </w:pPr>
       <w:r>
-        <w:t>Lập trình hướng đối tượng - Tài liệu tham khảo 1</w:t>
+        <w:t>Biên bản họp đào tạo</w:t>
       </w:r>
     </w:p>
     <w:p>
       <w:r>
-        <w:t>Phân loại: Tài liệu tham khảo</w:t>
+        <w:t>Phân loại: Biên bản họp</w:t>
       </w:r>
     </w:p>
     <w:p>
@@ -23,51 +23,104 @@
     </w:p>
     <w:p>
       <w:r>
-        <w:t>Ngày tạo: 22/06/2026</w:t>
+        <w:t>Ngày tạo: 30/06/2026</w:t>
       </w:r>
     </w:p>
     <w:p/>
     <w:p>
+      <w:pPr>
+        <w:pStyle w:val="Heading1"/>
+      </w:pPr>
       <w:r>
         <w:t>Chương 1: Học không giám sát</w:t>
-        <w:br/>
-        <w:t xml:space="preserve">  1.1 Nghiên cứu này tập trung vào việc phân tích dữ liệu lớn và trích xuất thông tin hữu ích. Phương pháp giảng dạy hiện đại kết hợp giữa lý thuyết và thực hành được đánh giá cao.</w:t>
-        <w:br/>
-        <w:t xml:space="preserve">  1.2 Các công cụ phân tích dữ liệu đã giúp cải thiện chất lượng giáo dục đáng kể. Việc tích hợp trí tuệ nhân tạo vào quy trình đào tạo đang là xu hướng toàn cầu.</w:t>
-        <w:br/>
-        <w:t xml:space="preserve">  1.3 Hệ thống đào tạo trực tuyến đang được phát triển để đáp ứng nhu cầu học tập đa dạng. Các mô hình học sâu đã được ứng dụng thành công trong nhiều lĩnh vực khác nhau.</w:t>
-        <w:br/>
+      </w:r>
+    </w:p>
+    <w:p>
+      <w:pPr>
+        <w:pStyle w:val="Heading3"/>
+      </w:pPr>
+      <w:r>
+        <w:t>1.1 Hệ thống đào tạo trực tuyến đang được phát triển để đáp ứng nhu cầu học tập đa dạng. Mô hình học tập kết hợp giữa trực tiếp và trực tuyến đang được áp dụng rộng rãi.</w:t>
+      </w:r>
+    </w:p>
+    <w:p>
+      <w:pPr>
+        <w:pStyle w:val="Heading3"/>
+      </w:pPr>
+      <w:r>
+        <w:t>1.2 Chương trình đào tạo được thiết kế để đáp ứng nhu cầu của thị trường lao động. Hệ thống quản lý học tập thông minh giúp tối ưu hóa quá trình đào tạo.</w:t>
+      </w:r>
+    </w:p>
+    <w:p>
+      <w:pPr>
+        <w:pStyle w:val="Heading3"/>
+      </w:pPr>
+      <w:r>
+        <w:t>1.3 Nghiên cứu này tập trung vào việc phân tích dữ liệu lớn và trích xuất thông tin hữu ích. Phương pháp giảng dạy hiện đại kết hợp giữa lý thuyết và thực hành được đánh giá cao.</w:t>
+      </w:r>
+    </w:p>
+    <w:p>
+      <w:pPr>
+        <w:pStyle w:val="Heading1"/>
+      </w:pPr>
+      <w:r>
         <w:t>Chương 2: Chuỗi và tích phân suy rộng</w:t>
-        <w:br/>
-        <w:t xml:space="preserve">  2.1 Các công cụ phân tích dữ liệu đã giúp cải thiện chất lượng giáo dục đáng kể. Nghiên cứu này tập trung vào việc phân tích dữ liệu lớn và trích xuất thông tin hữu ích.</w:t>
-        <w:br/>
-        <w:t xml:space="preserve">  2.2 Các công cụ phân tích dữ liệu đã giúp cải thiện chất lượng giáo dục đáng kể. Các nhà khoa học đã đạt được những bước tiến quan trọng trong việc ứng dụng công nghệ vào giáo dục.</w:t>
-        <w:br/>
-        <w:t xml:space="preserve">  2.3 Chương trình đào tạo được thiết kế để đáp ứng nhu cầu của thị trường lao động. Hệ thống đào tạo trực tuyến đang được phát triển để đáp ứng nhu cầu học tập đa dạng.</w:t>
-        <w:br/>
+      </w:r>
+    </w:p>
+    <w:p>
+      <w:pPr>
+        <w:pStyle w:val="Heading3"/>
+      </w:pPr>
+      <w:r>
+        <w:t>2.1 Các công cụ phân tích dữ liệu đã giúp cải thiện chất lượng giáo dục đáng kể. Việc tích hợp trí tuệ nhân tạo vào quy trình đào tạo đang là xu hướng toàn cầu.</w:t>
+      </w:r>
+    </w:p>
+    <w:p>
+      <w:pPr>
+        <w:pStyle w:val="Heading3"/>
+      </w:pPr>
+      <w:r>
+        <w:t>2.2 Hệ thống đào tạo trực tuyến đang được phát triển để đáp ứng nhu cầu học tập đa dạng. Các mô hình học sâu đã được ứng dụng thành công trong nhiều lĩnh vực khác nhau.</w:t>
+      </w:r>
+    </w:p>
+    <w:p>
+      <w:pPr>
+        <w:pStyle w:val="Heading3"/>
+      </w:pPr>
+      <w:r>
+        <w:t>2.3 Các công cụ phân tích dữ liệu đã giúp cải thiện chất lượng giáo dục đáng kể. Nghiên cứu này tập trung vào việc phân tích dữ liệu lớn và trích xuất thông tin hữu ích.</w:t>
+      </w:r>
+    </w:p>
+    <w:p>
+      <w:pPr>
+        <w:pStyle w:val="Heading1"/>
+      </w:pPr>
+      <w:r>
         <w:t>Chương 3: Mã hóa và giải mã</w:t>
-        <w:br/>
-        <w:t xml:space="preserve">  3.1 Chương trình đào tạo được thiết kế để đáp ứng nhu cầu của thị trường lao động. Hệ thống quản lý học tập thông minh giúp tối ưu hóa quá trình đào tạo.</w:t>
-        <w:br/>
-        <w:t xml:space="preserve">  3.2 Chương trình đào tạo được thiết kế để đáp ứng nhu cầu của thị trường lao động. Mô hình học tập kết hợp giữa trực tiếp và trực tuyến đang được áp dụng rộng rãi.</w:t>
-        <w:br/>
-        <w:t xml:space="preserve">  3.3 Việc áp dụng phương pháp học tập tích cực đã mang lại hiệu quả cao cho học viên. Các công cụ phân tích dữ liệu đã giúp cải thiện chất lượng giáo dục đáng kể.</w:t>
-        <w:br/>
-        <w:t>Chương 4: Phương trình vi phân</w:t>
-        <w:br/>
-        <w:t xml:space="preserve">  4.1 Hệ thống đào tạo trực tuyến đang được phát triển để đáp ứng nhu cầu học tập đa dạng. Phương pháp giảng dạy hiện đại kết hợp giữa lý thuyết và thực hành được đánh giá cao.</w:t>
-        <w:br/>
-        <w:t xml:space="preserve">  4.2 Theo nghiên cứu mới nhất, xu hướng phát triển của lĩnh vực này đang thay đổi nhanh chóng. Nghiên cứu này tập trung vào việc phân tích dữ liệu lớn và trích xuất thông tin hữu ích.</w:t>
-        <w:br/>
-        <w:t xml:space="preserve">  4.3 Mô hình học tập kết hợp giữa trực tiếp và trực tuyến đang được áp dụng rộng rãi. Phương pháp giảng dạy hiện đại kết hợp giữa lý thuyết và thực hành được đánh giá cao.</w:t>
-        <w:br/>
-        <w:t>Chương 5: Thị giác máy tính</w:t>
-        <w:br/>
-        <w:t xml:space="preserve">  5.1 Hệ thống quản lý học tập thông minh giúp tối ưu hóa quá trình đào tạo. Các nhà khoa học đã đạt được những bước tiến quan trọng trong việc ứng dụng công nghệ vào giáo dục.</w:t>
-        <w:br/>
-        <w:t xml:space="preserve">  5.2 Chương trình đào tạo được thiết kế để đáp ứng nhu cầu của thị trường lao động. Việc áp dụng phương pháp học tập tích cực đã mang lại hiệu quả cao cho học viên.</w:t>
-        <w:br/>
-        <w:t xml:space="preserve">  5.3 Nghiên cứu này tập trung vào việc phân tích dữ liệu lớn và trích xuất thông tin hữu ích. Phương pháp giảng dạy hiện đại kết hợp giữa lý thuyết và thực hành được đánh giá cao.</w:t>
+      </w:r>
+    </w:p>
+    <w:p>
+      <w:pPr>
+        <w:pStyle w:val="Heading3"/>
+      </w:pPr>
+      <w:r>
+        <w:t>3.1 Các công cụ phân tích dữ liệu đã giúp cải thiện chất lượng giáo dục đáng kể. Các nhà khoa học đã đạt được những bước tiến quan trọng trong việc ứng dụng công nghệ vào giáo dục.</w:t>
+      </w:r>
+    </w:p>
+    <w:p>
+      <w:pPr>
+        <w:pStyle w:val="Heading3"/>
+      </w:pPr>
+      <w:r>
+        <w:t>3.2 Chương trình đào tạo được thiết kế để đáp ứng nhu cầu của thị trường lao động. Hệ thống đào tạo trực tuyến đang được phát triển để đáp ứng nhu cầu học tập đa dạng.</w:t>
+      </w:r>
+    </w:p>
+    <w:p>
+      <w:pPr>
+        <w:pStyle w:val="Heading3"/>
+      </w:pPr>
+      <w:r>
+        <w:t>3.3 Chương trình đào tạo được thiết kế để đáp ứng nhu cầu của thị trường lao động. Hệ thống quản lý học tập thông minh giúp tối ưu hóa quá trình đào tạo.</w:t>
       </w:r>
     </w:p>
     <w:sectPr>
